--- a/.cursor/outputs/Outputs_of_what_has_been_done_and_pending.docx
+++ b/.cursor/outputs/Outputs_of_what_has_been_done_and_pending.docx
@@ -4735,8 +4735,6 @@
           <w14:ligatures w14:val="none"/>
         </w:rPr>
       </w:pPr>
-      <w:bookmarkStart w:id="0" w:name="_GoBack"/>
-      <w:bookmarkEnd w:id="0"/>
     </w:p>
     <w:p/>
     <w:p/>
@@ -4748,7 +4746,1025 @@
         </w:pBdr>
       </w:pPr>
     </w:p>
-    <w:p/>
+    <w:p>
+      <w:pPr>
+        <w:rPr>
+          <w:b/>
+        </w:rPr>
+      </w:pPr>
+      <w:r>
+        <w:rPr>
+          <w:b/>
+        </w:rPr>
+        <w:t xml:space="preserve">Commit </w:t>
+      </w:r>
+      <w:r>
+        <w:rPr>
+          <w:b/>
+        </w:rPr>
+        <w:t>Review Comment addressed</w:t>
+      </w:r>
+    </w:p>
+    <w:p>
+      <w:pPr>
+        <w:pStyle w:val="ui-markdownparagraph"/>
+        <w:spacing w:before="240" w:beforeAutospacing="0" w:after="240" w:afterAutospacing="0" w:line="360" w:lineRule="atLeast"/>
+        <w:rPr>
+          <w:rFonts w:ascii="Segoe UI" w:hAnsi="Segoe UI" w:cs="Segoe UI"/>
+          <w:color w:val="141414"/>
+          <w:sz w:val="23"/>
+          <w:szCs w:val="23"/>
+        </w:rPr>
+      </w:pPr>
+      <w:r>
+        <w:rPr>
+          <w:rFonts w:ascii="Segoe UI" w:hAnsi="Segoe UI" w:cs="Segoe UI"/>
+          <w:color w:val="141414"/>
+          <w:sz w:val="23"/>
+          <w:szCs w:val="23"/>
+        </w:rPr>
+        <w:t>Workspace backfill (not a migration). </w:t>
+      </w:r>
+      <w:proofErr w:type="spellStart"/>
+      <w:r>
+        <w:rPr>
+          <w:rStyle w:val="HTMLCode"/>
+          <w:rFonts w:ascii="Consolas" w:hAnsi="Consolas"/>
+          <w:color w:val="141414"/>
+          <w:sz w:val="21"/>
+          <w:szCs w:val="21"/>
+        </w:rPr>
+        <w:t>OrganizationWorkspaceBackfillSeeder</w:t>
+      </w:r>
+      <w:proofErr w:type="spellEnd"/>
+      <w:r>
+        <w:rPr>
+          <w:rFonts w:ascii="Segoe UI" w:hAnsi="Segoe UI" w:cs="Segoe UI"/>
+          <w:color w:val="141414"/>
+          <w:sz w:val="23"/>
+          <w:szCs w:val="23"/>
+        </w:rPr>
+        <w:t> </w:t>
+      </w:r>
+      <w:proofErr w:type="spellStart"/>
+      <w:r>
+        <w:rPr>
+          <w:rFonts w:ascii="Segoe UI" w:hAnsi="Segoe UI" w:cs="Segoe UI"/>
+          <w:color w:val="141414"/>
+          <w:sz w:val="23"/>
+          <w:szCs w:val="23"/>
+        </w:rPr>
+        <w:t>idempotently</w:t>
+      </w:r>
+      <w:proofErr w:type="spellEnd"/>
+      <w:r>
+        <w:rPr>
+          <w:rFonts w:ascii="Segoe UI" w:hAnsi="Segoe UI" w:cs="Segoe UI"/>
+          <w:color w:val="141414"/>
+          <w:sz w:val="23"/>
+          <w:szCs w:val="23"/>
+        </w:rPr>
+        <w:t xml:space="preserve"> provisions a primary hostname, branding row, and storage directory for every existing </w:t>
+      </w:r>
+      <w:proofErr w:type="spellStart"/>
+      <w:r>
+        <w:rPr>
+          <w:rFonts w:ascii="Segoe UI" w:hAnsi="Segoe UI" w:cs="Segoe UI"/>
+          <w:color w:val="141414"/>
+          <w:sz w:val="23"/>
+          <w:szCs w:val="23"/>
+        </w:rPr>
+        <w:t>organisation</w:t>
+      </w:r>
+      <w:proofErr w:type="spellEnd"/>
+      <w:r>
+        <w:rPr>
+          <w:rFonts w:ascii="Segoe UI" w:hAnsi="Segoe UI" w:cs="Segoe UI"/>
+          <w:color w:val="141414"/>
+          <w:sz w:val="23"/>
+          <w:szCs w:val="23"/>
+        </w:rPr>
+        <w:t>. </w:t>
+      </w:r>
+      <w:proofErr w:type="spellStart"/>
+      <w:r>
+        <w:rPr>
+          <w:rStyle w:val="HTMLCode"/>
+          <w:rFonts w:ascii="Consolas" w:hAnsi="Consolas"/>
+          <w:color w:val="141414"/>
+          <w:sz w:val="21"/>
+          <w:szCs w:val="21"/>
+        </w:rPr>
+        <w:t>DatabaseSeeder</w:t>
+      </w:r>
+      <w:proofErr w:type="spellEnd"/>
+      <w:r>
+        <w:rPr>
+          <w:rFonts w:ascii="Segoe UI" w:hAnsi="Segoe UI" w:cs="Segoe UI"/>
+          <w:color w:val="141414"/>
+          <w:sz w:val="23"/>
+          <w:szCs w:val="23"/>
+        </w:rPr>
+        <w:t> and </w:t>
+      </w:r>
+      <w:proofErr w:type="spellStart"/>
+      <w:r>
+        <w:rPr>
+          <w:rStyle w:val="HTMLCode"/>
+          <w:rFonts w:ascii="Consolas" w:hAnsi="Consolas"/>
+          <w:color w:val="141414"/>
+          <w:sz w:val="21"/>
+          <w:szCs w:val="21"/>
+        </w:rPr>
+        <w:t>SystemDemoUserSeeder</w:t>
+      </w:r>
+      <w:proofErr w:type="spellEnd"/>
+      <w:r>
+        <w:rPr>
+          <w:rFonts w:ascii="Segoe UI" w:hAnsi="Segoe UI" w:cs="Segoe UI"/>
+          <w:color w:val="141414"/>
+          <w:sz w:val="23"/>
+          <w:szCs w:val="23"/>
+        </w:rPr>
+        <w:t> both call it. On an upgraded database run:</w:t>
+      </w:r>
+    </w:p>
+    <w:p>
+      <w:pPr>
+        <w:pStyle w:val="ui-markdownparagraph"/>
+        <w:spacing w:before="240" w:beforeAutospacing="0" w:after="240" w:afterAutospacing="0" w:line="360" w:lineRule="atLeast"/>
+        <w:rPr>
+          <w:rFonts w:ascii="Segoe UI" w:hAnsi="Segoe UI" w:cs="Segoe UI"/>
+          <w:color w:val="141414"/>
+          <w:sz w:val="23"/>
+          <w:szCs w:val="23"/>
+        </w:rPr>
+      </w:pPr>
+      <w:proofErr w:type="spellStart"/>
+      <w:proofErr w:type="gramStart"/>
+      <w:r>
+        <w:rPr>
+          <w:rStyle w:val="HTMLCode"/>
+          <w:rFonts w:ascii="Consolas" w:hAnsi="Consolas"/>
+          <w:color w:val="141414"/>
+          <w:sz w:val="21"/>
+          <w:szCs w:val="21"/>
+        </w:rPr>
+        <w:t>php</w:t>
+      </w:r>
+      <w:proofErr w:type="spellEnd"/>
+      <w:proofErr w:type="gramEnd"/>
+      <w:r>
+        <w:rPr>
+          <w:rStyle w:val="HTMLCode"/>
+          <w:rFonts w:ascii="Consolas" w:hAnsi="Consolas"/>
+          <w:color w:val="141414"/>
+          <w:sz w:val="21"/>
+          <w:szCs w:val="21"/>
+        </w:rPr>
+        <w:t xml:space="preserve"> artisan </w:t>
+      </w:r>
+      <w:proofErr w:type="spellStart"/>
+      <w:r>
+        <w:rPr>
+          <w:rStyle w:val="HTMLCode"/>
+          <w:rFonts w:ascii="Consolas" w:hAnsi="Consolas"/>
+          <w:color w:val="141414"/>
+          <w:sz w:val="21"/>
+          <w:szCs w:val="21"/>
+        </w:rPr>
+        <w:t>db:seed</w:t>
+      </w:r>
+      <w:proofErr w:type="spellEnd"/>
+      <w:r>
+        <w:rPr>
+          <w:rStyle w:val="HTMLCode"/>
+          <w:rFonts w:ascii="Consolas" w:hAnsi="Consolas"/>
+          <w:color w:val="141414"/>
+          <w:sz w:val="21"/>
+          <w:szCs w:val="21"/>
+        </w:rPr>
+        <w:t xml:space="preserve"> --class=</w:t>
+      </w:r>
+      <w:proofErr w:type="spellStart"/>
+      <w:r>
+        <w:rPr>
+          <w:rStyle w:val="HTMLCode"/>
+          <w:rFonts w:ascii="Consolas" w:hAnsi="Consolas"/>
+          <w:color w:val="141414"/>
+          <w:sz w:val="21"/>
+          <w:szCs w:val="21"/>
+        </w:rPr>
+        <w:t>OrganizationWorkspaceBackfillSeeder</w:t>
+      </w:r>
+      <w:proofErr w:type="spellEnd"/>
+    </w:p>
+    <w:p>
+      <w:pPr>
+        <w:pStyle w:val="ui-markdownparagraph"/>
+        <w:spacing w:before="240" w:beforeAutospacing="0" w:after="240" w:afterAutospacing="0" w:line="360" w:lineRule="atLeast"/>
+        <w:rPr>
+          <w:rFonts w:ascii="Segoe UI" w:hAnsi="Segoe UI" w:cs="Segoe UI"/>
+          <w:color w:val="141414"/>
+          <w:sz w:val="23"/>
+          <w:szCs w:val="23"/>
+        </w:rPr>
+      </w:pPr>
+      <w:r>
+        <w:rPr>
+          <w:rFonts w:ascii="Segoe UI" w:hAnsi="Segoe UI" w:cs="Segoe UI"/>
+          <w:color w:val="141414"/>
+          <w:sz w:val="23"/>
+          <w:szCs w:val="23"/>
+        </w:rPr>
+        <w:t>Domains and cache. Changing the primary hostname forgets branding URLs immediately. Activate, deactivate, delete, and verify all evict </w:t>
+      </w:r>
+      <w:proofErr w:type="spellStart"/>
+      <w:r>
+        <w:rPr>
+          <w:rStyle w:val="ui-markdowninline-path-filename"/>
+          <w:rFonts w:ascii="Consolas" w:hAnsi="Consolas" w:cs="Courier New"/>
+          <w:color w:val="141414"/>
+          <w:sz w:val="21"/>
+          <w:szCs w:val="21"/>
+        </w:rPr>
+        <w:t>organization.domains.trusted</w:t>
+      </w:r>
+      <w:proofErr w:type="spellEnd"/>
+      <w:r>
+        <w:rPr>
+          <w:rStyle w:val="ui-markdowninline-path-filename"/>
+          <w:rFonts w:ascii="Consolas" w:hAnsi="Consolas" w:cs="Courier New"/>
+          <w:color w:val="141414"/>
+          <w:sz w:val="21"/>
+          <w:szCs w:val="21"/>
+        </w:rPr>
+        <w:t>-custom</w:t>
+      </w:r>
+      <w:r>
+        <w:rPr>
+          <w:rFonts w:ascii="Segoe UI" w:hAnsi="Segoe UI" w:cs="Segoe UI"/>
+          <w:color w:val="141414"/>
+          <w:sz w:val="23"/>
+          <w:szCs w:val="23"/>
+        </w:rPr>
+        <w:t>. Hostname candidates longer than 63 characters fall through to a valid shorter label. Domain actions now return a specific next-step status (TXT record, trusted hosts refreshed, and so on).</w:t>
+      </w:r>
+    </w:p>
+    <w:p>
+      <w:pPr>
+        <w:pStyle w:val="ui-markdownparagraph"/>
+        <w:spacing w:before="240" w:beforeAutospacing="0" w:after="240" w:afterAutospacing="0" w:line="360" w:lineRule="atLeast"/>
+        <w:rPr>
+          <w:rFonts w:ascii="Segoe UI" w:hAnsi="Segoe UI" w:cs="Segoe UI"/>
+          <w:color w:val="141414"/>
+          <w:sz w:val="23"/>
+          <w:szCs w:val="23"/>
+        </w:rPr>
+      </w:pPr>
+      <w:r>
+        <w:rPr>
+          <w:rFonts w:ascii="Segoe UI" w:hAnsi="Segoe UI" w:cs="Segoe UI"/>
+          <w:color w:val="141414"/>
+          <w:sz w:val="23"/>
+          <w:szCs w:val="23"/>
+        </w:rPr>
+        <w:t>Draft vs published assets. Draft uploads go to unique </w:t>
+      </w:r>
+      <w:r>
+        <w:rPr>
+          <w:rStyle w:val="ui-markdowninline-path-prefix"/>
+          <w:rFonts w:ascii="Consolas" w:hAnsi="Consolas" w:cs="Courier New"/>
+          <w:color w:val="141414"/>
+          <w:sz w:val="21"/>
+          <w:szCs w:val="21"/>
+        </w:rPr>
+        <w:t>branding/draft/</w:t>
+      </w:r>
+      <w:r>
+        <w:rPr>
+          <w:rFonts w:ascii="Segoe UI" w:hAnsi="Segoe UI" w:cs="Segoe UI"/>
+          <w:color w:val="141414"/>
+          <w:sz w:val="23"/>
+          <w:szCs w:val="23"/>
+        </w:rPr>
+        <w:t> paths and never overwrite the live file. Publish copies the draft to the public slot, deletes the old published file and leftover drafts, and serves draft binaries only from </w:t>
+      </w:r>
+      <w:proofErr w:type="spellStart"/>
+      <w:r>
+        <w:rPr>
+          <w:rStyle w:val="ui-markdowninline-path-filename"/>
+          <w:rFonts w:ascii="Consolas" w:hAnsi="Consolas" w:cs="Courier New"/>
+          <w:color w:val="141414"/>
+          <w:sz w:val="21"/>
+          <w:szCs w:val="21"/>
+        </w:rPr>
+        <w:t>branding.preview</w:t>
+      </w:r>
+      <w:proofErr w:type="spellEnd"/>
+      <w:r>
+        <w:rPr>
+          <w:rStyle w:val="ui-markdowninline-path-filename"/>
+          <w:rFonts w:ascii="Consolas" w:hAnsi="Consolas" w:cs="Courier New"/>
+          <w:color w:val="141414"/>
+          <w:sz w:val="21"/>
+          <w:szCs w:val="21"/>
+        </w:rPr>
+        <w:t>-asset</w:t>
+      </w:r>
+      <w:r>
+        <w:rPr>
+          <w:rFonts w:ascii="Segoe UI" w:hAnsi="Segoe UI" w:cs="Segoe UI"/>
+          <w:color w:val="141414"/>
+          <w:sz w:val="23"/>
+          <w:szCs w:val="23"/>
+        </w:rPr>
+        <w:t> (</w:t>
+      </w:r>
+      <w:proofErr w:type="spellStart"/>
+      <w:r>
+        <w:rPr>
+          <w:rFonts w:ascii="Segoe UI" w:hAnsi="Segoe UI" w:cs="Segoe UI"/>
+          <w:color w:val="141414"/>
+          <w:sz w:val="23"/>
+          <w:szCs w:val="23"/>
+        </w:rPr>
+        <w:t>auth</w:t>
+      </w:r>
+      <w:proofErr w:type="spellEnd"/>
+      <w:r>
+        <w:rPr>
+          <w:rFonts w:ascii="Segoe UI" w:hAnsi="Segoe UI" w:cs="Segoe UI"/>
+          <w:color w:val="141414"/>
+          <w:sz w:val="23"/>
+          <w:szCs w:val="23"/>
+        </w:rPr>
+        <w:t xml:space="preserve"> + </w:t>
+      </w:r>
+      <w:proofErr w:type="spellStart"/>
+      <w:r>
+        <w:rPr>
+          <w:rStyle w:val="HTMLCode"/>
+          <w:rFonts w:ascii="Consolas" w:hAnsi="Consolas"/>
+          <w:color w:val="141414"/>
+          <w:sz w:val="21"/>
+          <w:szCs w:val="21"/>
+        </w:rPr>
+        <w:t>manageWorkspace</w:t>
+      </w:r>
+      <w:proofErr w:type="spellEnd"/>
+      <w:r>
+        <w:rPr>
+          <w:rFonts w:ascii="Segoe UI" w:hAnsi="Segoe UI" w:cs="Segoe UI"/>
+          <w:color w:val="141414"/>
+          <w:sz w:val="23"/>
+          <w:szCs w:val="23"/>
+        </w:rPr>
+        <w:t>). </w:t>
+      </w:r>
+      <w:r>
+        <w:rPr>
+          <w:rStyle w:val="ui-markdowninline-path-prefix"/>
+          <w:rFonts w:ascii="Consolas" w:hAnsi="Consolas" w:cs="Courier New"/>
+          <w:color w:val="141414"/>
+          <w:sz w:val="21"/>
+          <w:szCs w:val="21"/>
+        </w:rPr>
+        <w:t>/branding</w:t>
+      </w:r>
+      <w:proofErr w:type="gramStart"/>
+      <w:r>
+        <w:rPr>
+          <w:rStyle w:val="ui-markdowninline-path-prefix"/>
+          <w:rFonts w:ascii="Consolas" w:hAnsi="Consolas" w:cs="Courier New"/>
+          <w:color w:val="141414"/>
+          <w:sz w:val="21"/>
+          <w:szCs w:val="21"/>
+        </w:rPr>
+        <w:t>/</w:t>
+      </w:r>
+      <w:r>
+        <w:rPr>
+          <w:rStyle w:val="ui-markdowninline-path-filename"/>
+          <w:rFonts w:ascii="Consolas" w:hAnsi="Consolas" w:cs="Courier New"/>
+          <w:color w:val="141414"/>
+          <w:sz w:val="21"/>
+          <w:szCs w:val="21"/>
+        </w:rPr>
+        <w:t>{</w:t>
+      </w:r>
+      <w:proofErr w:type="gramEnd"/>
+      <w:r>
+        <w:rPr>
+          <w:rStyle w:val="ui-markdowninline-path-filename"/>
+          <w:rFonts w:ascii="Consolas" w:hAnsi="Consolas" w:cs="Courier New"/>
+          <w:color w:val="141414"/>
+          <w:sz w:val="21"/>
+          <w:szCs w:val="21"/>
+        </w:rPr>
+        <w:t>slot}</w:t>
+      </w:r>
+      <w:r>
+        <w:rPr>
+          <w:rFonts w:ascii="Segoe UI" w:hAnsi="Segoe UI" w:cs="Segoe UI"/>
+          <w:color w:val="141414"/>
+          <w:sz w:val="23"/>
+          <w:szCs w:val="23"/>
+        </w:rPr>
+        <w:t> still reads published paths only.</w:t>
+      </w:r>
+    </w:p>
+    <w:p>
+      <w:pPr>
+        <w:pStyle w:val="ui-markdownparagraph"/>
+        <w:spacing w:before="240" w:beforeAutospacing="0" w:after="240" w:afterAutospacing="0" w:line="360" w:lineRule="atLeast"/>
+        <w:rPr>
+          <w:rFonts w:ascii="Segoe UI" w:hAnsi="Segoe UI" w:cs="Segoe UI"/>
+          <w:color w:val="141414"/>
+          <w:sz w:val="23"/>
+          <w:szCs w:val="23"/>
+        </w:rPr>
+      </w:pPr>
+      <w:proofErr w:type="spellStart"/>
+      <w:r>
+        <w:rPr>
+          <w:rFonts w:ascii="Segoe UI" w:hAnsi="Segoe UI" w:cs="Segoe UI"/>
+          <w:color w:val="141414"/>
+          <w:sz w:val="23"/>
+          <w:szCs w:val="23"/>
+        </w:rPr>
+        <w:t>Auth</w:t>
+      </w:r>
+      <w:proofErr w:type="spellEnd"/>
+      <w:r>
+        <w:rPr>
+          <w:rFonts w:ascii="Segoe UI" w:hAnsi="Segoe UI" w:cs="Segoe UI"/>
+          <w:color w:val="141414"/>
+          <w:sz w:val="23"/>
+          <w:szCs w:val="23"/>
+        </w:rPr>
+        <w:t>, tenancy, and invitations. Form actions stay on the hostname the visitor is using (aliases and secondary central hosts), so CSRF and host-only sessions hold. Invitation and notification mail still use the primary origin. Cross-host sign-in is rejected before </w:t>
+      </w:r>
+      <w:proofErr w:type="spellStart"/>
+      <w:r>
+        <w:rPr>
+          <w:rStyle w:val="HTMLCode"/>
+          <w:rFonts w:ascii="Consolas" w:hAnsi="Consolas"/>
+          <w:color w:val="141414"/>
+          <w:sz w:val="21"/>
+          <w:szCs w:val="21"/>
+        </w:rPr>
+        <w:t>Auth</w:t>
+      </w:r>
+      <w:proofErr w:type="spellEnd"/>
+      <w:r>
+        <w:rPr>
+          <w:rStyle w:val="HTMLCode"/>
+          <w:rFonts w:ascii="Consolas" w:hAnsi="Consolas"/>
+          <w:color w:val="141414"/>
+          <w:sz w:val="21"/>
+          <w:szCs w:val="21"/>
+        </w:rPr>
+        <w:t>::attempt</w:t>
+      </w:r>
+      <w:r>
+        <w:rPr>
+          <w:rFonts w:ascii="Segoe UI" w:hAnsi="Segoe UI" w:cs="Segoe UI"/>
+          <w:color w:val="141414"/>
+          <w:sz w:val="23"/>
+          <w:szCs w:val="23"/>
+        </w:rPr>
+        <w:t>, so history records </w:t>
+      </w:r>
+      <w:r>
+        <w:rPr>
+          <w:rStyle w:val="HTMLCode"/>
+          <w:rFonts w:ascii="Consolas" w:hAnsi="Consolas"/>
+          <w:color w:val="141414"/>
+          <w:sz w:val="21"/>
+          <w:szCs w:val="21"/>
+        </w:rPr>
+        <w:t>failed</w:t>
+      </w:r>
+      <w:r>
+        <w:rPr>
+          <w:rFonts w:ascii="Segoe UI" w:hAnsi="Segoe UI" w:cs="Segoe UI"/>
+          <w:color w:val="141414"/>
+          <w:sz w:val="23"/>
+          <w:szCs w:val="23"/>
+        </w:rPr>
+        <w:t> rather than </w:t>
+      </w:r>
+      <w:r>
+        <w:rPr>
+          <w:rStyle w:val="HTMLCode"/>
+          <w:rFonts w:ascii="Consolas" w:hAnsi="Consolas"/>
+          <w:color w:val="141414"/>
+          <w:sz w:val="21"/>
+          <w:szCs w:val="21"/>
+        </w:rPr>
+        <w:t>login</w:t>
+      </w:r>
+      <w:r>
+        <w:rPr>
+          <w:rFonts w:ascii="Segoe UI" w:hAnsi="Segoe UI" w:cs="Segoe UI"/>
+          <w:color w:val="141414"/>
+          <w:sz w:val="23"/>
+          <w:szCs w:val="23"/>
+        </w:rPr>
+        <w:t> + </w:t>
+      </w:r>
+      <w:r>
+        <w:rPr>
+          <w:rStyle w:val="HTMLCode"/>
+          <w:rFonts w:ascii="Consolas" w:hAnsi="Consolas"/>
+          <w:color w:val="141414"/>
+          <w:sz w:val="21"/>
+          <w:szCs w:val="21"/>
+        </w:rPr>
+        <w:t>logout</w:t>
+      </w:r>
+      <w:r>
+        <w:rPr>
+          <w:rFonts w:ascii="Segoe UI" w:hAnsi="Segoe UI" w:cs="Segoe UI"/>
+          <w:color w:val="141414"/>
+          <w:sz w:val="23"/>
+          <w:szCs w:val="23"/>
+        </w:rPr>
+        <w:t>. Invitation options now include every audience-allowed tenant role, including custom ones.</w:t>
+      </w:r>
+    </w:p>
+    <w:p>
+      <w:pPr>
+        <w:pStyle w:val="ui-markdownparagraph"/>
+        <w:spacing w:before="240" w:beforeAutospacing="0" w:after="240" w:afterAutospacing="0" w:line="360" w:lineRule="atLeast"/>
+        <w:rPr>
+          <w:rFonts w:ascii="Segoe UI" w:hAnsi="Segoe UI" w:cs="Segoe UI"/>
+          <w:color w:val="141414"/>
+          <w:sz w:val="23"/>
+          <w:szCs w:val="23"/>
+        </w:rPr>
+      </w:pPr>
+      <w:r>
+        <w:rPr>
+          <w:rFonts w:ascii="Segoe UI" w:hAnsi="Segoe UI" w:cs="Segoe UI"/>
+          <w:color w:val="141414"/>
+          <w:sz w:val="23"/>
+          <w:szCs w:val="23"/>
+        </w:rPr>
+        <w:lastRenderedPageBreak/>
+        <w:t>Branding preview and contrast. Preview applies every draft key, including </w:t>
+      </w:r>
+      <w:r>
+        <w:rPr>
+          <w:rStyle w:val="HTMLCode"/>
+          <w:rFonts w:ascii="Consolas" w:hAnsi="Consolas"/>
+          <w:color w:val="141414"/>
+          <w:sz w:val="21"/>
+          <w:szCs w:val="21"/>
+        </w:rPr>
+        <w:t>null</w:t>
+      </w:r>
+      <w:r>
+        <w:rPr>
+          <w:rFonts w:ascii="Segoe UI" w:hAnsi="Segoe UI" w:cs="Segoe UI"/>
+          <w:color w:val="141414"/>
+          <w:sz w:val="23"/>
+          <w:szCs w:val="23"/>
+        </w:rPr>
+        <w:t> and draft asset paths, and shares that DTO across the layout/head/logo tree. </w:t>
+      </w:r>
+      <w:proofErr w:type="spellStart"/>
+      <w:r>
+        <w:rPr>
+          <w:rStyle w:val="HTMLCode"/>
+          <w:rFonts w:ascii="Consolas" w:hAnsi="Consolas"/>
+          <w:color w:val="141414"/>
+          <w:sz w:val="21"/>
+          <w:szCs w:val="21"/>
+        </w:rPr>
+        <w:t>BrandColor</w:t>
+      </w:r>
+      <w:proofErr w:type="spellEnd"/>
+      <w:r>
+        <w:rPr>
+          <w:rStyle w:val="HTMLCode"/>
+          <w:rFonts w:ascii="Consolas" w:hAnsi="Consolas"/>
+          <w:color w:val="141414"/>
+          <w:sz w:val="21"/>
+          <w:szCs w:val="21"/>
+        </w:rPr>
+        <w:t>::</w:t>
+      </w:r>
+      <w:proofErr w:type="gramStart"/>
+      <w:r>
+        <w:rPr>
+          <w:rStyle w:val="HTMLCode"/>
+          <w:rFonts w:ascii="Consolas" w:hAnsi="Consolas"/>
+          <w:color w:val="141414"/>
+          <w:sz w:val="21"/>
+          <w:szCs w:val="21"/>
+        </w:rPr>
+        <w:t>ink(</w:t>
+      </w:r>
+      <w:proofErr w:type="gramEnd"/>
+      <w:r>
+        <w:rPr>
+          <w:rStyle w:val="HTMLCode"/>
+          <w:rFonts w:ascii="Consolas" w:hAnsi="Consolas"/>
+          <w:color w:val="141414"/>
+          <w:sz w:val="21"/>
+          <w:szCs w:val="21"/>
+        </w:rPr>
+        <w:t>)</w:t>
+      </w:r>
+      <w:r>
+        <w:rPr>
+          <w:rFonts w:ascii="Segoe UI" w:hAnsi="Segoe UI" w:cs="Segoe UI"/>
+          <w:color w:val="141414"/>
+          <w:sz w:val="23"/>
+          <w:szCs w:val="23"/>
+        </w:rPr>
+        <w:t> compares real contrast ratios and picks </w:t>
+      </w:r>
+      <w:r>
+        <w:rPr>
+          <w:rStyle w:val="HTMLCode"/>
+          <w:rFonts w:ascii="Consolas" w:hAnsi="Consolas"/>
+          <w:color w:val="141414"/>
+          <w:sz w:val="21"/>
+          <w:szCs w:val="21"/>
+        </w:rPr>
+        <w:t>#000000</w:t>
+      </w:r>
+      <w:r>
+        <w:rPr>
+          <w:rFonts w:ascii="Segoe UI" w:hAnsi="Segoe UI" w:cs="Segoe UI"/>
+          <w:color w:val="141414"/>
+          <w:sz w:val="23"/>
+          <w:szCs w:val="23"/>
+        </w:rPr>
+        <w:t> or </w:t>
+      </w:r>
+      <w:r>
+        <w:rPr>
+          <w:rStyle w:val="HTMLCode"/>
+          <w:rFonts w:ascii="Consolas" w:hAnsi="Consolas"/>
+          <w:color w:val="141414"/>
+          <w:sz w:val="21"/>
+          <w:szCs w:val="21"/>
+        </w:rPr>
+        <w:t>#FFFFFF</w:t>
+      </w:r>
+      <w:r>
+        <w:rPr>
+          <w:rFonts w:ascii="Segoe UI" w:hAnsi="Segoe UI" w:cs="Segoe UI"/>
+          <w:color w:val="141414"/>
+          <w:sz w:val="23"/>
+          <w:szCs w:val="23"/>
+        </w:rPr>
+        <w:t> (red </w:t>
+      </w:r>
+      <w:r>
+        <w:rPr>
+          <w:rStyle w:val="HTMLCode"/>
+          <w:rFonts w:ascii="Consolas" w:hAnsi="Consolas"/>
+          <w:color w:val="141414"/>
+          <w:sz w:val="21"/>
+          <w:szCs w:val="21"/>
+        </w:rPr>
+        <w:t>#FF0000</w:t>
+      </w:r>
+      <w:r>
+        <w:rPr>
+          <w:rFonts w:ascii="Segoe UI" w:hAnsi="Segoe UI" w:cs="Segoe UI"/>
+          <w:color w:val="141414"/>
+          <w:sz w:val="23"/>
+          <w:szCs w:val="23"/>
+        </w:rPr>
+        <w:t> now gets black at 5.25:1). The branding factory reuses the provisioned row instead of inserting a second one.</w:t>
+      </w:r>
+    </w:p>
+    <w:p>
+      <w:pPr>
+        <w:pStyle w:val="ui-markdownparagraph"/>
+        <w:spacing w:before="240" w:beforeAutospacing="0" w:after="240" w:afterAutospacing="0" w:line="360" w:lineRule="atLeast"/>
+        <w:rPr>
+          <w:rFonts w:ascii="Segoe UI" w:hAnsi="Segoe UI" w:cs="Segoe UI"/>
+          <w:color w:val="141414"/>
+          <w:sz w:val="23"/>
+          <w:szCs w:val="23"/>
+        </w:rPr>
+      </w:pPr>
+      <w:r>
+        <w:rPr>
+          <w:rFonts w:ascii="Segoe UI" w:hAnsi="Segoe UI" w:cs="Segoe UI"/>
+          <w:color w:val="141414"/>
+          <w:sz w:val="23"/>
+          <w:szCs w:val="23"/>
+        </w:rPr>
+        <w:t>UI. </w:t>
+      </w:r>
+      <w:proofErr w:type="spellStart"/>
+      <w:r>
+        <w:rPr>
+          <w:rFonts w:ascii="Segoe UI" w:hAnsi="Segoe UI" w:cs="Segoe UI"/>
+          <w:color w:val="141414"/>
+          <w:sz w:val="23"/>
+          <w:szCs w:val="23"/>
+        </w:rPr>
+        <w:t>Colour</w:t>
+      </w:r>
+      <w:proofErr w:type="spellEnd"/>
+      <w:r>
+        <w:rPr>
+          <w:rFonts w:ascii="Segoe UI" w:hAnsi="Segoe UI" w:cs="Segoe UI"/>
+          <w:color w:val="141414"/>
+          <w:sz w:val="23"/>
+          <w:szCs w:val="23"/>
+        </w:rPr>
+        <w:t xml:space="preserve"> pickers have their own accessible name. Branding CSS variables emit after </w:t>
+      </w:r>
+      <w:r>
+        <w:rPr>
+          <w:rStyle w:val="HTMLCode"/>
+          <w:rFonts w:ascii="Consolas" w:hAnsi="Consolas"/>
+          <w:color w:val="141414"/>
+          <w:sz w:val="21"/>
+          <w:szCs w:val="21"/>
+        </w:rPr>
+        <w:t>@</w:t>
+      </w:r>
+      <w:proofErr w:type="spellStart"/>
+      <w:r>
+        <w:rPr>
+          <w:rStyle w:val="HTMLCode"/>
+          <w:rFonts w:ascii="Consolas" w:hAnsi="Consolas"/>
+          <w:color w:val="141414"/>
+          <w:sz w:val="21"/>
+          <w:szCs w:val="21"/>
+        </w:rPr>
+        <w:t>vite</w:t>
+      </w:r>
+      <w:proofErr w:type="spellEnd"/>
+      <w:r>
+        <w:rPr>
+          <w:rFonts w:ascii="Segoe UI" w:hAnsi="Segoe UI" w:cs="Segoe UI"/>
+          <w:color w:val="141414"/>
+          <w:sz w:val="23"/>
+          <w:szCs w:val="23"/>
+        </w:rPr>
+        <w:t xml:space="preserve"> on </w:t>
+      </w:r>
+      <w:proofErr w:type="gramStart"/>
+      <w:r>
+        <w:rPr>
+          <w:rFonts w:ascii="Segoe UI" w:hAnsi="Segoe UI" w:cs="Segoe UI"/>
+          <w:color w:val="141414"/>
+          <w:sz w:val="23"/>
+          <w:szCs w:val="23"/>
+        </w:rPr>
+        <w:t>both </w:t>
+      </w:r>
+      <w:r>
+        <w:rPr>
+          <w:rStyle w:val="HTMLCode"/>
+          <w:rFonts w:ascii="Consolas" w:hAnsi="Consolas"/>
+          <w:color w:val="141414"/>
+          <w:sz w:val="21"/>
+          <w:szCs w:val="21"/>
+        </w:rPr>
+        <w:t>:root</w:t>
+      </w:r>
+      <w:proofErr w:type="gramEnd"/>
+      <w:r>
+        <w:rPr>
+          <w:rFonts w:ascii="Segoe UI" w:hAnsi="Segoe UI" w:cs="Segoe UI"/>
+          <w:color w:val="141414"/>
+          <w:sz w:val="23"/>
+          <w:szCs w:val="23"/>
+        </w:rPr>
+        <w:t> and </w:t>
+      </w:r>
+      <w:r>
+        <w:rPr>
+          <w:rStyle w:val="HTMLCode"/>
+          <w:rFonts w:ascii="Consolas" w:hAnsi="Consolas"/>
+          <w:color w:val="141414"/>
+          <w:sz w:val="21"/>
+          <w:szCs w:val="21"/>
+        </w:rPr>
+        <w:t>[data-theme='plum']</w:t>
+      </w:r>
+      <w:r>
+        <w:rPr>
+          <w:rFonts w:ascii="Segoe UI" w:hAnsi="Segoe UI" w:cs="Segoe UI"/>
+          <w:color w:val="141414"/>
+          <w:sz w:val="23"/>
+          <w:szCs w:val="23"/>
+        </w:rPr>
+        <w:t>. Locked themes hide the toggle and </w:t>
+      </w:r>
+      <w:r>
+        <w:rPr>
+          <w:rStyle w:val="ui-markdowninline-path-filename"/>
+          <w:rFonts w:ascii="Consolas" w:hAnsi="Consolas" w:cs="Courier New"/>
+          <w:color w:val="141414"/>
+          <w:sz w:val="21"/>
+          <w:szCs w:val="21"/>
+        </w:rPr>
+        <w:t>theme.js</w:t>
+      </w:r>
+      <w:r>
+        <w:rPr>
+          <w:rFonts w:ascii="Segoe UI" w:hAnsi="Segoe UI" w:cs="Segoe UI"/>
+          <w:color w:val="141414"/>
+          <w:sz w:val="23"/>
+          <w:szCs w:val="23"/>
+        </w:rPr>
+        <w:t xml:space="preserve"> refuses to switch. The login panel image renders on the </w:t>
+      </w:r>
+      <w:proofErr w:type="spellStart"/>
+      <w:r>
+        <w:rPr>
+          <w:rFonts w:ascii="Segoe UI" w:hAnsi="Segoe UI" w:cs="Segoe UI"/>
+          <w:color w:val="141414"/>
+          <w:sz w:val="23"/>
+          <w:szCs w:val="23"/>
+        </w:rPr>
+        <w:t>auth</w:t>
+      </w:r>
+      <w:proofErr w:type="spellEnd"/>
+      <w:r>
+        <w:rPr>
+          <w:rFonts w:ascii="Segoe UI" w:hAnsi="Segoe UI" w:cs="Segoe UI"/>
+          <w:color w:val="141414"/>
+          <w:sz w:val="23"/>
+          <w:szCs w:val="23"/>
+        </w:rPr>
+        <w:t xml:space="preserve"> aside. Tenant-facing Terms, Privacy, guide, and support links use </w:t>
+      </w:r>
+      <w:r>
+        <w:rPr>
+          <w:rStyle w:val="HTMLCode"/>
+          <w:rFonts w:ascii="Consolas" w:hAnsi="Consolas"/>
+          <w:color w:val="141414"/>
+          <w:sz w:val="21"/>
+          <w:szCs w:val="21"/>
+        </w:rPr>
+        <w:t>Origin::</w:t>
+      </w:r>
+      <w:proofErr w:type="spellStart"/>
+      <w:proofErr w:type="gramStart"/>
+      <w:r>
+        <w:rPr>
+          <w:rStyle w:val="HTMLCode"/>
+          <w:rFonts w:ascii="Consolas" w:hAnsi="Consolas"/>
+          <w:color w:val="141414"/>
+          <w:sz w:val="21"/>
+          <w:szCs w:val="21"/>
+        </w:rPr>
+        <w:t>centralUrl</w:t>
+      </w:r>
+      <w:proofErr w:type="spellEnd"/>
+      <w:r>
+        <w:rPr>
+          <w:rStyle w:val="HTMLCode"/>
+          <w:rFonts w:ascii="Consolas" w:hAnsi="Consolas"/>
+          <w:color w:val="141414"/>
+          <w:sz w:val="21"/>
+          <w:szCs w:val="21"/>
+        </w:rPr>
+        <w:t>(</w:t>
+      </w:r>
+      <w:proofErr w:type="gramEnd"/>
+      <w:r>
+        <w:rPr>
+          <w:rStyle w:val="HTMLCode"/>
+          <w:rFonts w:ascii="Consolas" w:hAnsi="Consolas"/>
+          <w:color w:val="141414"/>
+          <w:sz w:val="21"/>
+          <w:szCs w:val="21"/>
+        </w:rPr>
+        <w:t>)</w:t>
+      </w:r>
+      <w:r>
+        <w:rPr>
+          <w:rFonts w:ascii="Segoe UI" w:hAnsi="Segoe UI" w:cs="Segoe UI"/>
+          <w:color w:val="141414"/>
+          <w:sz w:val="23"/>
+          <w:szCs w:val="23"/>
+        </w:rPr>
+        <w:t>.</w:t>
+      </w:r>
+    </w:p>
+    <w:p>
+      <w:pPr>
+        <w:pStyle w:val="ui-markdownparagraph"/>
+        <w:spacing w:before="240" w:beforeAutospacing="0" w:after="0" w:afterAutospacing="0" w:line="360" w:lineRule="atLeast"/>
+        <w:rPr>
+          <w:rFonts w:ascii="Segoe UI" w:hAnsi="Segoe UI" w:cs="Segoe UI"/>
+          <w:color w:val="141414"/>
+          <w:sz w:val="23"/>
+          <w:szCs w:val="23"/>
+        </w:rPr>
+      </w:pPr>
+      <w:r>
+        <w:rPr>
+          <w:rFonts w:ascii="Segoe UI" w:hAnsi="Segoe UI" w:cs="Segoe UI"/>
+          <w:color w:val="141414"/>
+          <w:sz w:val="23"/>
+          <w:szCs w:val="23"/>
+        </w:rPr>
+        <w:t xml:space="preserve">I reloaded the local login screen: footer links go to the central origin, the branding override stylesheet is after </w:t>
+      </w:r>
+      <w:proofErr w:type="spellStart"/>
+      <w:r>
+        <w:rPr>
+          <w:rFonts w:ascii="Segoe UI" w:hAnsi="Segoe UI" w:cs="Segoe UI"/>
+          <w:color w:val="141414"/>
+          <w:sz w:val="23"/>
+          <w:szCs w:val="23"/>
+        </w:rPr>
+        <w:t>Vite</w:t>
+      </w:r>
+      <w:proofErr w:type="spellEnd"/>
+      <w:r>
+        <w:rPr>
+          <w:rFonts w:ascii="Segoe UI" w:hAnsi="Segoe UI" w:cs="Segoe UI"/>
+          <w:color w:val="141414"/>
+          <w:sz w:val="23"/>
+          <w:szCs w:val="23"/>
+        </w:rPr>
+        <w:t>, and </w:t>
+      </w:r>
+      <w:proofErr w:type="spellStart"/>
+      <w:r>
+        <w:rPr>
+          <w:rStyle w:val="HTMLCode"/>
+          <w:rFonts w:ascii="Consolas" w:hAnsi="Consolas"/>
+          <w:color w:val="141414"/>
+          <w:sz w:val="21"/>
+          <w:szCs w:val="21"/>
+        </w:rPr>
+        <w:t>themeLock</w:t>
+      </w:r>
+      <w:proofErr w:type="spellEnd"/>
+      <w:r>
+        <w:rPr>
+          <w:rFonts w:ascii="Segoe UI" w:hAnsi="Segoe UI" w:cs="Segoe UI"/>
+          <w:color w:val="141414"/>
+          <w:sz w:val="23"/>
+          <w:szCs w:val="23"/>
+        </w:rPr>
+        <w:t xml:space="preserve"> is set on the document. I could not sign back in on that serve process, so locked-theme hide, login-panel image, and the branding </w:t>
+      </w:r>
+      <w:proofErr w:type="spellStart"/>
+      <w:r>
+        <w:rPr>
+          <w:rFonts w:ascii="Segoe UI" w:hAnsi="Segoe UI" w:cs="Segoe UI"/>
+          <w:color w:val="141414"/>
+          <w:sz w:val="23"/>
+          <w:szCs w:val="23"/>
+        </w:rPr>
+        <w:t>colour</w:t>
+      </w:r>
+      <w:proofErr w:type="spellEnd"/>
+      <w:r>
+        <w:rPr>
+          <w:rFonts w:ascii="Segoe UI" w:hAnsi="Segoe UI" w:cs="Segoe UI"/>
+          <w:color w:val="141414"/>
+          <w:sz w:val="23"/>
+          <w:szCs w:val="23"/>
+        </w:rPr>
+        <w:t xml:space="preserve"> picker were verified in tests rather than clicked end-to-end in the browser.</w:t>
+      </w:r>
+    </w:p>
+    <w:p>
+      <w:pPr>
+        <w:pStyle w:val="ui-markdownparagraph"/>
+        <w:spacing w:before="0" w:beforeAutospacing="0" w:after="0" w:afterAutospacing="0" w:line="360" w:lineRule="atLeast"/>
+        <w:rPr>
+          <w:rFonts w:ascii="Segoe UI" w:hAnsi="Segoe UI" w:cs="Segoe UI"/>
+          <w:color w:val="141414"/>
+          <w:sz w:val="23"/>
+          <w:szCs w:val="23"/>
+        </w:rPr>
+      </w:pPr>
+      <w:r>
+        <w:rPr>
+          <w:rFonts w:ascii="Segoe UI" w:hAnsi="Segoe UI" w:cs="Segoe UI"/>
+          <w:color w:val="141414"/>
+          <w:sz w:val="23"/>
+          <w:szCs w:val="23"/>
+        </w:rPr>
+        <w:t>Pint finished cleanly on the remaining dirty files — no further formatting changes. The review pass is still in the state from the last run: 175 tests passed.</w:t>
+      </w:r>
+    </w:p>
+    <w:p>
+      <w:bookmarkStart w:id="0" w:name="_GoBack"/>
+      <w:bookmarkEnd w:id="0"/>
+    </w:p>
     <w:sectPr>
       <w:pgSz w:w="12240" w:h="15840"/>
       <w:pgMar w:top="1440" w:right="1440" w:bottom="1440" w:left="1440" w:header="720" w:footer="720" w:gutter="0"/>

--- a/.cursor/outputs/Outputs_of_what_has_been_done_and_pending.docx
+++ b/.cursor/outputs/Outputs_of_what_has_been_done_and_pending.docx
@@ -5762,48 +5762,9 @@
       </w:r>
     </w:p>
     <w:p>
-      <w:pPr>
-        <w:pStyle w:val="ui-markdownparagraph"/>
-        <w:spacing w:before="0" w:beforeAutospacing="0" w:after="0" w:afterAutospacing="0" w:line="360" w:lineRule="atLeast"/>
-        <w:rPr>
-          <w:rFonts w:ascii="Segoe UI" w:hAnsi="Segoe UI" w:cs="Segoe UI"/>
-          <w:color w:val="141414"/>
-          <w:sz w:val="23"/>
-          <w:szCs w:val="23"/>
-        </w:rPr>
-      </w:pPr>
-    </w:p>
-    <w:p>
-      <w:pPr>
-        <w:pStyle w:val="ui-markdownparagraph"/>
-        <w:pBdr>
-          <w:top w:val="double" w:sz="6" w:space="1" w:color="auto"/>
-          <w:bottom w:val="double" w:sz="6" w:space="1" w:color="auto"/>
-        </w:pBdr>
-        <w:spacing w:before="0" w:beforeAutospacing="0" w:after="0" w:afterAutospacing="0" w:line="360" w:lineRule="atLeast"/>
-        <w:rPr>
-          <w:rFonts w:ascii="Segoe UI" w:hAnsi="Segoe UI" w:cs="Segoe UI"/>
-          <w:color w:val="141414"/>
-          <w:sz w:val="23"/>
-          <w:szCs w:val="23"/>
-        </w:rPr>
-      </w:pPr>
-    </w:p>
-    <w:p>
-      <w:pPr>
-        <w:pStyle w:val="ui-markdownparagraph"/>
-        <w:spacing w:before="0" w:beforeAutospacing="0" w:after="0" w:afterAutospacing="0" w:line="360" w:lineRule="atLeast"/>
-        <w:rPr>
-          <w:rFonts w:ascii="Segoe UI" w:hAnsi="Segoe UI" w:cs="Segoe UI"/>
-          <w:color w:val="141414"/>
-          <w:sz w:val="23"/>
-          <w:szCs w:val="23"/>
-        </w:rPr>
-      </w:pPr>
       <w:bookmarkStart w:id="0" w:name="_GoBack"/>
       <w:bookmarkEnd w:id="0"/>
     </w:p>
-    <w:p/>
     <w:sectPr>
       <w:pgSz w:w="12240" w:h="15840"/>
       <w:pgMar w:top="1440" w:right="1440" w:bottom="1440" w:left="1440" w:header="720" w:footer="720" w:gutter="0"/>
